--- a/youwen/manuscript/yisheng_v10_cover_letter.docx
+++ b/youwen/manuscript/yisheng_v10_cover_letter.docx
@@ -296,7 +296,7 @@
         </w:numPr>
       </w:pPr>
       <w:r>
-        <w:t xml:space="preserve">The manuscript is anonymised for double-anonymous review; the title page, with the authors’ details and the statements, is a separate file. The data, the semantic codings and the analysis scripts are supplied as Online Resources.</w:t>
+        <w:t xml:space="preserve">The manuscript is anonymised for double-anonymous review; the authors’ details and the statements on funding, competing interests, ethics and contributions are entered in the submission system, not in the manuscript file. The data, the semantic codings and the analysis scripts are supplied as Online Resources.</w:t>
       </w:r>
     </w:p>
     <w:p>

--- a/youwen/manuscript/yisheng_v10_cover_letter.docx
+++ b/youwen/manuscript/yisheng_v10_cover_letter.docx
@@ -261,18 +261,7 @@
         </w:numPr>
       </w:pPr>
       <w:r>
-        <w:t xml:space="preserve">Re-use of material:</w:t>
-      </w:r>
-      <w:r>
-        <w:t xml:space="preserve"> </w:t>
-      </w:r>
-      <w:r>
-        <w:rPr>
-          <w:b/>
-          <w:bCs/>
-          <w:highlight w:val="yellow"/>
-        </w:rPr>
-        <w:t xml:space="preserve">[TO BE CONFIRMED: the authors confirm that the manuscript re-uses no text, tables or figures from earlier publications, theses or conference papers; otherwise say what is re-used]</w:t>
+        <w:t xml:space="preserve">Re-use of material: The manuscript re-uses no text, tables or figures from earlier publications, theses or conference papers.</w:t>
       </w:r>
     </w:p>
     <w:p>
@@ -344,12 +333,7 @@
         <w:pStyle w:val="LetterText"/>
       </w:pPr>
       <w:r>
-        <w:rPr>
-          <w:b/>
-          <w:bCs/>
-          <w:highlight w:val="yellow"/>
-        </w:rPr>
-        <w:t xml:space="preserve">[TO BE SUPPLIED: name of the corresponding author]</w:t>
+        <w:t xml:space="preserve">Yusen Wu</w:t>
       </w:r>
     </w:p>
     <w:p>
